--- a/tue/pracs/Practical ML_Part_A_Jan25.docx
+++ b/tue/pracs/Practical ML_Part_A_Jan25.docx
@@ -6233,7 +6233,7 @@
           <w:lang w:eastAsia="en-GB" w:bidi="ar-SA"/>
         </w:rPr>
         <w:drawing>
-          <wp:anchor distT="0" distB="0" distL="114300" distR="114300" simplePos="0" relativeHeight="251667968" behindDoc="0" locked="0" layoutInCell="1" allowOverlap="1" wp14:anchorId="5D9E7013" wp14:editId="6972691E">
+          <wp:anchor distT="0" distB="0" distL="114300" distR="114300" simplePos="0" relativeHeight="251667968" behindDoc="0" locked="0" layoutInCell="1" allowOverlap="1" wp14:anchorId="5D9E7013" wp14:editId="23A0221B">
             <wp:simplePos x="0" y="0"/>
             <wp:positionH relativeFrom="column">
               <wp:posOffset>994410</wp:posOffset>
@@ -10130,18 +10130,18 @@
 </file>
 
 <file path=customXml/item1.xml><?xml version="1.0" encoding="utf-8"?>
-<p:properties xmlns:p="http://schemas.microsoft.com/office/2006/metadata/properties" xmlns:xsi="http://www.w3.org/2001/XMLSchema-instance" xmlns:pc="http://schemas.microsoft.com/office/infopath/2007/PartnerControls">
-  <documentManagement/>
-</p:properties>
-</file>
-
-<file path=customXml/item2.xml><?xml version="1.0" encoding="utf-8"?>
 <?mso-contentType ?>
 <FormTemplates xmlns="http://schemas.microsoft.com/sharepoint/v3/contenttype/forms">
   <Display>DocumentLibraryForm</Display>
   <Edit>DocumentLibraryForm</Edit>
   <New>DocumentLibraryForm</New>
 </FormTemplates>
+</file>
+
+<file path=customXml/item2.xml><?xml version="1.0" encoding="utf-8"?>
+<p:properties xmlns:p="http://schemas.microsoft.com/office/2006/metadata/properties" xmlns:xsi="http://www.w3.org/2001/XMLSchema-instance" xmlns:pc="http://schemas.microsoft.com/office/infopath/2007/PartnerControls">
+  <documentManagement/>
+</p:properties>
 </file>
 
 <file path=customXml/item3.xml><?xml version="1.0" encoding="utf-8"?>
@@ -10342,18 +10342,18 @@
 </file>
 
 <file path=customXml/itemProps1.xml><?xml version="1.0" encoding="utf-8"?>
-<ds:datastoreItem xmlns:ds="http://schemas.openxmlformats.org/officeDocument/2006/customXml" ds:itemID="{8E2A7FDA-50E4-40F2-B9EB-8DA84F36E818}">
+<ds:datastoreItem xmlns:ds="http://schemas.openxmlformats.org/officeDocument/2006/customXml" ds:itemID="{2DDE10A4-CBDB-4779-8026-FE6FF98AD5FD}">
   <ds:schemaRefs>
-    <ds:schemaRef ds:uri="http://schemas.microsoft.com/office/2006/metadata/properties"/>
-    <ds:schemaRef ds:uri="http://schemas.microsoft.com/office/infopath/2007/PartnerControls"/>
+    <ds:schemaRef ds:uri="http://schemas.microsoft.com/sharepoint/v3/contenttype/forms"/>
   </ds:schemaRefs>
 </ds:datastoreItem>
 </file>
 
 <file path=customXml/itemProps2.xml><?xml version="1.0" encoding="utf-8"?>
-<ds:datastoreItem xmlns:ds="http://schemas.openxmlformats.org/officeDocument/2006/customXml" ds:itemID="{2DDE10A4-CBDB-4779-8026-FE6FF98AD5FD}">
+<ds:datastoreItem xmlns:ds="http://schemas.openxmlformats.org/officeDocument/2006/customXml" ds:itemID="{8E2A7FDA-50E4-40F2-B9EB-8DA84F36E818}">
   <ds:schemaRefs>
-    <ds:schemaRef ds:uri="http://schemas.microsoft.com/sharepoint/v3/contenttype/forms"/>
+    <ds:schemaRef ds:uri="http://schemas.microsoft.com/office/2006/metadata/properties"/>
+    <ds:schemaRef ds:uri="http://schemas.microsoft.com/office/infopath/2007/PartnerControls"/>
   </ds:schemaRefs>
 </ds:datastoreItem>
 </file>
